--- a/src/Apps/CZ/CashDeskLocalization/app/Src/Reports/ReceiptCashDocumentEmail.docx
+++ b/src/Apps/CZ/CashDeskLocalization/app/Src/Reports/ReceiptCashDocumentEmail.docx
@@ -1875,269 +1875,178 @@
 </a:theme>
 </file>
 
-<file path=customXml/item1.xml>��< ? x m l   v e r s i o n = " 1 . 0 "   e n c o d i n g = " u t f - 1 6 " ? > - 
- < N a v W o r d R e p o r t X m l P a r t   x m l n s = " u r n : m i c r o s o f t - d y n a m i c s - n a v / r e p o r t s / R e c e i p t _ C a s h _ D o c u m e n t _ C Z P / 1 1 7 3 4 / " > - 
-     < B C R e p o r t I n f o r m a t i o n > - 
-         < R e p o r t M e t a d a t a > - 
-             < E x t e n s i o n I d > E x t e n s i o n   I D < / E x t e n s i o n I d > - 
-             < E x t e n s i o n N a m e > E x t e n s i o n   N a m e < / E x t e n s i o n N a m e > - 
-             < E x t e n s i o n P u b l i s h e r > E x t e n s i o n   P u b l i s h e r < / E x t e n s i o n P u b l i s h e r > - 
-             < E x t e n s i o n V e r s i o n > E x t e n s i o n   V e r s i o n < / E x t e n s i o n V e r s i o n > - 
-             < R e p o r t I d > R e p o r t   I D < / R e p o r t I d > - 
-             < R e p o r t N a m e > R e p o r t   N a m e < / R e p o r t N a m e > - 
-             < A b o u t T h i s R e p o r t T i t l e > A b o u t   T h i s   R e p o r t   T i t l e < / A b o u t T h i s R e p o r t T i t l e > - 
-             < A b o u t T h i s R e p o r t T e x t > A b o u t   T h i s   R e p o r t   T e x t < / A b o u t T h i s R e p o r t T e x t > - 
-             < R e p o r t H e l p L i n k > R e p o r t   H e l p   L i n k < / R e p o r t H e l p L i n k > - 
-         < / R e p o r t M e t a d a t a > - 
-         < R e p o r t R e q u e s t > - 
-             < T e n a n t E n t r a I d > T e n a n t   E n t r a   I d < / T e n a n t E n t r a I d > - 
-             < E n v i r o n m e n t N a m e > E n v i r o n m e n t   N a m e < / E n v i r o n m e n t N a m e > - 
-             < E n v i r o n m e n t T y p e > E n v i r o n m e n t   T y p e < / E n v i r o n m e n t T y p e > - 
-             < C o m p a n y N a m e > C o m p a n y   N a m e < / C o m p a n y N a m e > - 
-             < C o m p a n y D i s p l a y N a m e > C o m p a n y   D i s p l a y   N a m e < / C o m p a n y D i s p l a y N a m e > - 
-             < C o m p a n y I d > C o m p a n y   I D < / C o m p a n y I d > - 
-             < U s e r N a m e > U s e r   N a m e < / U s e r N a m e > - 
-             < D a t e A n d T i m e > D a t e   a n d   T i m e < / D a t e A n d T i m e > - 
-             < L a n g u a g e > L a n g u a g e < / L a n g u a g e > - 
-             < F o r m a t R e g i o n > F o r m a t   R e g i o n < / F o r m a t R e g i o n > - 
-             < D a t e T i m e V a l u e s > - 
-                 < Y e a r > Y e a r < / Y e a r > - 
-                 < M o n t h N u m b e r > M o n t h   N u m b e r < / M o n t h N u m b e r > - 
-                 < D a y N u m b e r > D a y   N u m b e r < / D a y N u m b e r > - 
-                 < H o u r > H o u r < / H o u r > - 
-                 < M i n u t e > M i n u t e < / M i n u t e > - 
-             < / D a t e T i m e V a l u e s > - 
-         < / R e p o r t R e q u e s t > - 
-     < / B C R e p o r t I n f o r m a t i o n > - 
-     < L a b e l s > - 
-         < A m o u n t I n c l u d i n g V A T _ C a s h D o c u m e n t L i n e C a p t i o n > A m o u n t I n c l u d i n g V A T _ C a s h D o c u m e n t L i n e C a p t i o n < / A m o u n t I n c l u d i n g V A T _ C a s h D o c u m e n t L i n e C a p t i o n > - 
-         < B o d y L b l > B o d y L b l < / B o d y L b l > - 
-         < C l o s i n g L b l > C l o s i n g L b l < / C l o s i n g L b l > - 
-         < C o m p a n y L b l > C o m p a n y L b l < / C o m p a n y L b l > - 
-         < C o p y L b l > C o p y L b l < / C o p y L b l > - 
-         < C r e a t e d L b l > C r e a t e d L b l < / C r e a t e d L b l > - 
-         < D e s c r i p t i o n _ C a s h D o c u m e n t L i n e C a p t i o n > D e s c r i p t i o n _ C a s h D o c u m e n t L i n e C a p t i o n < / D e s c r i p t i o n _ C a s h D o c u m e n t L i n e C a p t i o n > - 
-         < D o c u m e n t D a t e L b l > D o c u m e n t D a t e L b l < / D o c u m e n t D a t e L b l > - 
-         < D o c u m e n t L b l > D o c u m e n t L b l < / D o c u m e n t L b l > - 
-         < D o c u m e n t N o L b l > D o c u m e n t N o L b l < / D o c u m e n t N o L b l > - 
-         < G r e e t i n g L b l > G r e e t i n g L b l < / G r e e t i n g L b l > - 
-         < I d e n t i f i c a t i o n C a r d N o _ C a s h D o c u m e n t H e a d e r C a p t i o n > I d e n t i f i c a t i o n C a r d N o _ C a s h D o c u m e n t H e a d e r C a p t i o n < / I d e n t i f i c a t i o n C a r d N o _ C a s h D o c u m e n t H e a d e r C a p t i o n > - 
-         < P a g e L b l > P a g e L b l < / P a g e L b l > - 
-         < P a y m e n t P u r p o s e _ C a s h D o c u m e n t H e a d e r C a p t i o n > P a y m e n t P u r p o s e _ C a s h D o c u m e n t H e a d e r C a p t i o n < / P a y m e n t P u r p o s e _ C a s h D o c u m e n t H e a d e r C a p t i o n > - 
-         < R e c e i v e d B y _ C a s h D o c u m e n t H e a d e r C a p t i o n > R e c e i v e d B y _ C a s h D o c u m e n t H e a d e r C a p t i o n < / R e c e i v e d B y _ C a s h D o c u m e n t H e a d e r C a p t i o n > - 
-         < R e c e i v e d F r o m _ C a s h D o c u m e n t H e a d e r C a p t i o n > R e c e i v e d F r o m _ C a s h D o c u m e n t H e a d e r C a p t i o n < / R e c e i v e d F r o m _ C a s h D o c u m e n t H e a d e r C a p t i o n > - 
-         < R e g i s t r a t i o n N o _ C a s h D o c u m e n t H e a d e r C a p t i o n > R e g i s t r a t i o n N o _ C a s h D o c u m e n t H e a d e r C a p t i o n < / R e g i s t r a t i o n N o _ C a s h D o c u m e n t H e a d e r C a p t i o n > - 
-         < R e l e a s e d L b l > R e l e a s e d L b l < / R e l e a s e d L b l > - 
-         < T e s t L b l > T e s t L b l < / T e s t L b l > - 
-         < T o t a l L b l > T o t a l L b l < / T o t a l L b l > - 
-         < T o t a l T e x t L b l > T o t a l T e x t L b l < / T o t a l T e x t L b l > - 
-         < V A T _ C a s h D o c u m e n t L i n e C a p t i o n > V A T _ C a s h D o c u m e n t L i n e C a p t i o n < / V A T _ C a s h D o c u m e n t L i n e C a p t i o n > - 
-         < V A T A m o u n t _ C a s h D o c u m e n t L i n e C a p t i o n > V A T A m o u n t _ C a s h D o c u m e n t L i n e C a p t i o n < / V A T A m o u n t _ C a s h D o c u m e n t L i n e C a p t i o n > - 
-         < V A T A m t L b l > V A T A m t L b l < / V A T A m t L b l > - 
-         < V A T A m t L i n e V A T P e r C a p t i o n > V A T A m t L i n e V A T P e r C a p t i o n < / V A T A m t L i n e V A T P e r C a p t i o n > - 
-         < V A T B a s e A m o u n t _ C a s h D o c u m e n t L i n e C a p t i o n > V A T B a s e A m o u n t _ C a s h D o c u m e n t L i n e C a p t i o n < / V A T B a s e A m o u n t _ C a s h D o c u m e n t L i n e C a p t i o n > - 
-         < V A T B a s e L b l > V A T B a s e L b l < / V A T B a s e L b l > - 
-         < V A T D a t e L b l > V A T D a t e L b l < / V A T D a t e L b l > - 
-         < V A T I d e n t L b l > V A T I d e n t L b l < / V A T I d e n t L b l > - 
-         < V A T L b l > V A T L b l < / V A T L b l > - 
-         < V A T P e r c e n t L b l > V A T P e r c e n t L b l < / V A T P e r c e n t L b l > - 
-         < V A T R e g i s t r a t i o n N o _ C a s h D o c u m e n t H e a d e r C a p t i o n > V A T R e g i s t r a t i o n N o _ C a s h D o c u m e n t H e a d e r C a p t i o n < / V A T R e g i s t r a t i o n N o _ C a s h D o c u m e n t H e a d e r C a p t i o n > - 
-     < / L a b e l s > - 
-     < C o m p a n y _ I n f o r m a t i o n > - 
-         < C o m p a n y A d d r 1 > C o m p a n y A d d r 1 < / C o m p a n y A d d r 1 > - 
-         < C o m p a n y A d d r 2 > C o m p a n y A d d r 2 < / C o m p a n y A d d r 2 > - 
-         < C o m p a n y A d d r 3 > C o m p a n y A d d r 3 < / C o m p a n y A d d r 3 > - 
-         < C o m p a n y A d d r 4 > C o m p a n y A d d r 4 < / C o m p a n y A d d r 4 > - 
-         < C o m p a n y A d d r 5 > C o m p a n y A d d r 5 < / C o m p a n y A d d r 5 > - 
-         < C o m p a n y A d d r 6 > C o m p a n y A d d r 6 < / C o m p a n y A d d r 6 > - 
-         < H o m e P a g e _ C o m p a n y I n f o r m a t i o n > H o m e P a g e _ C o m p a n y I n f o r m a t i o n < / H o m e P a g e _ C o m p a n y I n f o r m a t i o n > - 
-         < P i c t u r e _ C o m p a n y I n f o r m a t i o n   / > - 
-         < R e g i s t r a t i o n N o _ C o m p a n y I n f o r m a t i o n > R e g i s t r a t i o n N o _ C o m p a n y I n f o r m a t i o n < / R e g i s t r a t i o n N o _ C o m p a n y I n f o r m a t i o n > - 
-         < V A T R e g i s t r a t i o n N o _ C o m p a n y I n f o r m a t i o n > V A T R e g i s t r a t i o n N o _ C o m p a n y I n f o r m a t i o n < / V A T R e g i s t r a t i o n N o _ C o m p a n y I n f o r m a t i o n > - 
-         < S a l e s _ _ x 0 0 2 6 _ _ R e c e i v a b l e s _ S e t u p > - 
-             < L o g o P o s i t i o n o n D o c u m e n t s _ S a l e s R e c e i v a b l e s S e t u p > L o g o P o s i t i o n o n D o c u m e n t s _ S a l e s R e c e i v a b l e s S e t u p < / L o g o P o s i t i o n o n D o c u m e n t s _ S a l e s R e c e i v a b l e s S e t u p > - 
-             < G e n e r a l _ L e d g e r _ S e t u p > - 
-                 < L C Y C o d e _ G e n e r a l L e d g e r S e t u p > L C Y C o d e _ G e n e r a l L e d g e r S e t u p < / L C Y C o d e _ G e n e r a l L e d g e r S e t u p > - 
-             < / G e n e r a l _ L e d g e r _ S e t u p > - 
-         < / S a l e s _ _ x 0 0 2 6 _ _ R e c e i v a b l e s _ S e t u p > - 
-     < / C o m p a n y _ I n f o r m a t i o n > - 
-     < C a s h D o c u m e n t H e a d e r C Z P > - 
-         < C a l c u l a t e d E x c h R a t e > C a l c u l a t e d E x c h R a t e < / C a l c u l a t e d E x c h R a t e > - 
-         < C a s h D e s k N o _ C a s h D o c u m e n t H e a d e r > C a s h D e s k N o _ C a s h D o c u m e n t H e a d e r < / C a s h D e s k N o _ C a s h D o c u m e n t H e a d e r > - 
-         < C u r r e n c y C o d e _ C a s h D o c u m e n t H e a d e r > C u r r e n c y C o d e _ C a s h D o c u m e n t H e a d e r < / C u r r e n c y C o d e _ C a s h D o c u m e n t H e a d e r > - 
-         < D o c u m e n t D a t e _ C a s h D o c u m e n t H e a d e r > D o c u m e n t D a t e _ C a s h D o c u m e n t H e a d e r < / D o c u m e n t D a t e _ C a s h D o c u m e n t H e a d e r > - 
-         < E x c h R a t e T e x t > E x c h R a t e T e x t < / E x c h R a t e T e x t > - 
-         < F o r m a t t e d A m o u n t _ C a s h D o c u m e n t H e a d e r > F o r m a t t e d A m o u n t _ C a s h D o c u m e n t H e a d e r < / F o r m a t t e d A m o u n t _ C a s h D o c u m e n t H e a d e r > - 
-         < F r o m A m o u n t T o D e s c r i p t i o n _ C a s h D o c u m e n t H e a d e r > F r o m A m o u n t T o D e s c r i p t i o n _ C a s h D o c u m e n t H e a d e r < / F r o m A m o u n t T o D e s c r i p t i o n _ C a s h D o c u m e n t H e a d e r > - 
-         < I d e n t i f i c a t i o n C a r d N o _ C a s h D o c u m e n t H e a d e r > I d e n t i f i c a t i o n C a r d N o _ C a s h D o c u m e n t H e a d e r < / I d e n t i f i c a t i o n C a r d N o _ C a s h D o c u m e n t H e a d e r > - 
-         < N o _ C a s h D o c u m e n t H e a d e r > N o _ C a s h D o c u m e n t H e a d e r < / N o _ C a s h D o c u m e n t H e a d e r > - 
-         < P a y m e n t P u r p o s e _ C a s h D o c u m e n t H e a d e r > P a y m e n t P u r p o s e _ C a s h D o c u m e n t H e a d e r < / P a y m e n t P u r p o s e _ C a s h D o c u m e n t H e a d e r > - 
-         < R e c e i v e d B y _ C a s h D o c u m e n t H e a d e r > R e c e i v e d B y _ C a s h D o c u m e n t H e a d e r < / R e c e i v e d B y _ C a s h D o c u m e n t H e a d e r > - 
-         < R e c e i v e d F r o m _ C a s h D o c u m e n t H e a d e r > R e c e i v e d F r o m _ C a s h D o c u m e n t H e a d e r < / R e c e i v e d F r o m _ C a s h D o c u m e n t H e a d e r > - 
-         < R e g i s t r a t i o n N o _ C a s h D o c u m e n t H e a d e r > R e g i s t r a t i o n N o _ C a s h D o c u m e n t H e a d e r < / R e g i s t r a t i o n N o _ C a s h D o c u m e n t H e a d e r > - 
-         < S t a t u s _ C a s h D o c u m e n t H e a d e r > S t a t u s _ C a s h D o c u m e n t H e a d e r < / S t a t u s _ C a s h D o c u m e n t H e a d e r > - 
-         < V A T D a t e _ C a s h D o c u m e n t H e a d e r > V A T D a t e _ C a s h D o c u m e n t H e a d e r < / V A T D a t e _ C a s h D o c u m e n t H e a d e r > - 
-         < V A T R e g i s t r a t i o n N o _ C a s h D o c u m e n t H e a d e r > V A T R e g i s t r a t i o n N o _ C a s h D o c u m e n t H e a d e r < / V A T R e g i s t r a t i o n N o _ C a s h D o c u m e n t H e a d e r > - 
-         < C o p y L o o p > - 
-             < C o p y N o > C o p y N o < / C o p y N o > - 
-             < C a s h D o c u m e n t L i n e C Z P > - 
-                 < A c c o u n t T y p e _ C a s h D o c u m e n t L i n e > A c c o u n t T y p e _ C a s h D o c u m e n t L i n e < / A c c o u n t T y p e _ C a s h D o c u m e n t L i n e > - 
-                 < A m o u n t I n c l u d i n g V A T _ C a s h D o c u m e n t L i n e > A m o u n t I n c l u d i n g V A T _ C a s h D o c u m e n t L i n e < / A m o u n t I n c l u d i n g V A T _ C a s h D o c u m e n t L i n e > - 
-                 < D e s c r i p t i o n _ C a s h D o c u m e n t L i n e > D e s c r i p t i o n _ C a s h D o c u m e n t L i n e < / D e s c r i p t i o n _ C a s h D o c u m e n t L i n e > - 
-                 < L i n e N o _ C a s h D o c u m e n t L i n e > L i n e N o _ C a s h D o c u m e n t L i n e < / L i n e N o _ C a s h D o c u m e n t L i n e > - 
-                 < V A T A m o u n t _ C a s h D o c u m e n t L i n e > V A T A m o u n t _ C a s h D o c u m e n t L i n e < / V A T A m o u n t _ C a s h D o c u m e n t L i n e > - 
-                 < V A T B a s e A m o u n t _ C a s h D o c u m e n t L i n e > V A T B a s e A m o u n t _ C a s h D o c u m e n t L i n e < / V A T B a s e A m o u n t _ C a s h D o c u m e n t L i n e > - 
-                 < V A T _ C a s h D o c u m e n t L i n e > V A T _ C a s h D o c u m e n t L i n e < / V A T _ C a s h D o c u m e n t L i n e > - 
-             < / C a s h D o c u m e n t L i n e C Z P > - 
-             < V A T C o u n t e r > - 
-                 < V A T A m t L i n e V A T A m t > V A T A m t L i n e V A T A m t < / V A T A m t L i n e V A T A m t > - 
-                 < V A T A m t L i n e V A T A m t L C Y > V A T A m t L i n e V A T A m t L C Y < / V A T A m t L i n e V A T A m t L C Y > - 
-                 < V A T A m t L i n e V A T B a s e > V A T A m t L i n e V A T B a s e < / V A T A m t L i n e V A T B a s e > - 
-                 < V A T A m t L i n e V A T B a s e L C Y > V A T A m t L i n e V A T B a s e L C Y < / V A T A m t L i n e V A T B a s e L C Y > - 
-                 < V A T A m t L i n e V A T I d e n t i f i e r > V A T A m t L i n e V A T I d e n t i f i e r < / V A T A m t L i n e V A T I d e n t i f i e r > - 
-                 < V A T A m t L i n e V A T P e r > V A T A m t L i n e V A T P e r < / V A T A m t L i n e V A T P e r > - 
-                 < U s e r _ S e t u p > - 
-                     < E m p l o y e e > - 
-                         < C o m p a n y E M a i l _ E m p l o y e e > C o m p a n y E M a i l _ E m p l o y e e < / C o m p a n y E M a i l _ E m p l o y e e > - 
-                         < F u l l N a m e _ E m p l o y e e > F u l l N a m e _ E m p l o y e e < / F u l l N a m e _ E m p l o y e e > - 
-                         < P h o n e N o _ E m p l o y e e > P h o n e N o _ E m p l o y e e < / P h o n e N o _ E m p l o y e e > - 
-                     < / E m p l o y e e > - 
-                 < / U s e r _ S e t u p > - 
-             < / V A T C o u n t e r > - 
-         < / C o p y L o o p > - 
-     < / C a s h D o c u m e n t H e a d e r C Z P > - 
- < / N a v W o r d R e p o r t X m l P a r t > 
+<file path=customXml/item1.xml><?xml version="1.0" encoding="utf-8"?>
+<NavWordReportXmlPart xmlns="urn:microsoft-dynamics-nav/reports/Receipt_Cash_Document_CZP/11734/">
+  <BCReportInformation>
+    <ReportMetadata>
+      <ExtensionId>Extension ID</ExtensionId>
+      <ExtensionName>Extension Name</ExtensionName>
+      <ExtensionPublisher>Extension Publisher</ExtensionPublisher>
+      <ExtensionVersion>Extension Version</ExtensionVersion>
+      <ReportId>Report ID</ReportId>
+      <ReportName>Report Name</ReportName>
+      <AboutThisReportTitle>About This Report Title</AboutThisReportTitle>
+      <AboutThisReportText>About This Report Text</AboutThisReportText>
+      <ReportHelpLink>Report Help Link</ReportHelpLink>
+      <ReportCaption>Report Caption</ReportCaption>
+    </ReportMetadata>
+    <ReportRequest>
+      <TenantEntraId>Tenant Entra Id</TenantEntraId>
+      <EnvironmentName>Environment Name</EnvironmentName>
+      <EnvironmentType>Environment Type</EnvironmentType>
+      <CompanyName>Company Name</CompanyName>
+      <CompanyDisplayName>Company Display Name</CompanyDisplayName>
+      <CompanyId>Company ID</CompanyId>
+      <UserName>User Name</UserName>
+      <DateAndTime>Date and Time</DateAndTime>
+      <Language>Language</Language>
+      <FormatRegion>Format Region</FormatRegion>
+      <DateTimeValues>
+        <Year>Year</Year>
+        <MonthNumber>Month Number</MonthNumber>
+        <DayNumber>Day Number</DayNumber>
+        <Hour>Hour</Hour>
+        <Minute>Minute</Minute>
+      </DateTimeValues>
+    </ReportRequest>
+    <CompanyMetadata>
+      <CompanyName>Company Name</CompanyName>
+      <CompanyDisplayName>Company Display Name</CompanyDisplayName>
+      <CompanyAddressLines>
+        <CompanyAddressLine1>Company Address Line 1</CompanyAddressLine1>
+        <CompanyAddressLine2>Company Address Line 2</CompanyAddressLine2>
+        <CompanyAddressLine3>Company Address Line 3</CompanyAddressLine3>
+        <CompanyAddressLine4>Company Address Line 4</CompanyAddressLine4>
+        <CompanyAddressLine5>Company Address Line 5</CompanyAddressLine5>
+        <CompanyAddressLine6>Company Address Line 6</CompanyAddressLine6>
+        <CompanyAddressLine7>Company Address Line 7</CompanyAddressLine7>
+        <CompanyAddressLine8>Company Address Line 8</CompanyAddressLine8>
+      </CompanyAddressLines>
+      <CompanyPhone>Company Phone</CompanyPhone>
+      <CompanyPhoneCaption>Company Phone Caption</CompanyPhoneCaption>
+      <CompanyFaxNo>Company Fax No.</CompanyFaxNo>
+      <CompanyFaxNoCaption>Company Fax No. Caption</CompanyFaxNoCaption>
+      <CompanyEmail>Company Email</CompanyEmail>
+      <CompanyEmailCaption>Company Email Caption</CompanyEmailCaption>
+      <CompanyHomePage>Company Home Page</CompanyHomePage>
+      <CompanyHomePageCaption>Company Home Page Caption</CompanyHomePageCaption>
+      <CompanyLogo>Company Logo</CompanyLogo>
+      <CompanyVATRegistrationNo>Company VAT Registration No.</CompanyVATRegistrationNo>
+      <CompanyVATRegistrationNoCaption>Company VAT Registration No. Caption</CompanyVATRegistrationNoCaption>
+      <CompanyRegistrationNo>Company Registration No.</CompanyRegistrationNo>
+      <CompanyRegistrationNoCaption>Company Registration No. Caption</CompanyRegistrationNoCaption>
+      <CompanyBankName>Company Bank Name</CompanyBankName>
+      <CompanyBankNameCaption>Company Bank Name Caption</CompanyBankNameCaption>
+      <CompanyBankAccountNo>Company Bank Account No.</CompanyBankAccountNo>
+      <CompanyBankAccountNoCaption>Company Bank Account No. Caption</CompanyBankAccountNoCaption>
+      <CompanyBankBranchNo>Company Bank Branch No.</CompanyBankBranchNo>
+      <CompanyBankBranchNoCaption>Company Bank Branch No. Caption</CompanyBankBranchNoCaption>
+      <CompanyIBAN>Company IBAN</CompanyIBAN>
+      <CompanyIBANCaption>Company IBAN Caption</CompanyIBANCaption>
+      <CompanyBankSWIFT>Company Bank SWIFT</CompanyBankSWIFT>
+      <CompanyBankSWIFTCaption>Company Bank SWIFT Caption</CompanyBankSWIFTCaption>
+      <CompanyGiroNo>Company Giro No.</CompanyGiroNo>
+      <CompanyGiroNoCaption>Company Giro No. Caption</CompanyGiroNoCaption>
+    </CompanyMetadata>
+  </BCReportInformation>
+  <Labels>
+    <AmountIncludingVAT_CashDocumentLineCaption>AmountIncludingVAT_CashDocumentLineCaption</AmountIncludingVAT_CashDocumentLineCaption>
+    <BodyLbl>BodyLbl</BodyLbl>
+    <ClosingLbl>ClosingLbl</ClosingLbl>
+    <CompanyLbl>CompanyLbl</CompanyLbl>
+    <CopyLbl>CopyLbl</CopyLbl>
+    <CreatedLbl>CreatedLbl</CreatedLbl>
+    <Description_CashDocumentLineCaption>Description_CashDocumentLineCaption</Description_CashDocumentLineCaption>
+    <DocumentDateLbl>DocumentDateLbl</DocumentDateLbl>
+    <DocumentLbl>DocumentLbl</DocumentLbl>
+    <DocumentNoLbl>DocumentNoLbl</DocumentNoLbl>
+    <GreetingLbl>GreetingLbl</GreetingLbl>
+    <IdentificationCardNo_CashDocumentHeaderCaption>IdentificationCardNo_CashDocumentHeaderCaption</IdentificationCardNo_CashDocumentHeaderCaption>
+    <PageLbl>PageLbl</PageLbl>
+    <PaymentPurpose_CashDocumentHeaderCaption>PaymentPurpose_CashDocumentHeaderCaption</PaymentPurpose_CashDocumentHeaderCaption>
+    <ReceivedBy_CashDocumentHeaderCaption>ReceivedBy_CashDocumentHeaderCaption</ReceivedBy_CashDocumentHeaderCaption>
+    <ReceivedFrom_CashDocumentHeaderCaption>ReceivedFrom_CashDocumentHeaderCaption</ReceivedFrom_CashDocumentHeaderCaption>
+    <RegistrationNo_CashDocumentHeaderCaption>RegistrationNo_CashDocumentHeaderCaption</RegistrationNo_CashDocumentHeaderCaption>
+    <ReleasedLbl>ReleasedLbl</ReleasedLbl>
+    <TestLbl>TestLbl</TestLbl>
+    <TotalLbl>TotalLbl</TotalLbl>
+    <TotalTextLbl>TotalTextLbl</TotalTextLbl>
+    <VAT_CashDocumentLineCaption>VAT_CashDocumentLineCaption</VAT_CashDocumentLineCaption>
+    <VATAmount_CashDocumentLineCaption>VATAmount_CashDocumentLineCaption</VATAmount_CashDocumentLineCaption>
+    <VATAmtLbl>VATAmtLbl</VATAmtLbl>
+    <VATAmtLineVATPerCaption>VATAmtLineVATPerCaption</VATAmtLineVATPerCaption>
+    <VATBaseAmount_CashDocumentLineCaption>VATBaseAmount_CashDocumentLineCaption</VATBaseAmount_CashDocumentLineCaption>
+    <VATBaseLbl>VATBaseLbl</VATBaseLbl>
+    <VATDateLbl>VATDateLbl</VATDateLbl>
+    <VATIdentLbl>VATIdentLbl</VATIdentLbl>
+    <VATLbl>VATLbl</VATLbl>
+    <VATPercentLbl>VATPercentLbl</VATPercentLbl>
+    <VATRegistrationNo_CashDocumentHeaderCaption>VATRegistrationNo_CashDocumentHeaderCaption</VATRegistrationNo_CashDocumentHeaderCaption>
+  </Labels>
+  <Company_Information>
+    <CompanyAddr1>CompanyAddr1</CompanyAddr1>
+    <CompanyAddr2>CompanyAddr2</CompanyAddr2>
+    <CompanyAddr3>CompanyAddr3</CompanyAddr3>
+    <CompanyAddr4>CompanyAddr4</CompanyAddr4>
+    <CompanyAddr5>CompanyAddr5</CompanyAddr5>
+    <CompanyAddr6>CompanyAddr6</CompanyAddr6>
+    <HomePage_CompanyInformation>HomePage_CompanyInformation</HomePage_CompanyInformation>
+    <Picture_CompanyInformation/>
+    <RegistrationNo_CompanyInformation>RegistrationNo_CompanyInformation</RegistrationNo_CompanyInformation>
+    <VATRegistrationNo_CompanyInformation>VATRegistrationNo_CompanyInformation</VATRegistrationNo_CompanyInformation>
+    <Sales__x0026__Receivables_Setup>
+      <LogoPositiononDocuments_SalesReceivablesSetup>LogoPositiononDocuments_SalesReceivablesSetup</LogoPositiononDocuments_SalesReceivablesSetup>
+      <General_Ledger_Setup>
+        <LCYCode_GeneralLedgerSetup>LCYCode_GeneralLedgerSetup</LCYCode_GeneralLedgerSetup>
+      </General_Ledger_Setup>
+    </Sales__x0026__Receivables_Setup>
+  </Company_Information>
+  <CashDocumentHeaderCZP>
+    <CalculatedExchRate>CalculatedExchRate</CalculatedExchRate>
+    <CashDeskNo_CashDocumentHeader>CashDeskNo_CashDocumentHeader</CashDeskNo_CashDocumentHeader>
+    <CurrencyCode_CashDocumentHeader>CurrencyCode_CashDocumentHeader</CurrencyCode_CashDocumentHeader>
+    <DocumentDate_CashDocumentHeader>DocumentDate_CashDocumentHeader</DocumentDate_CashDocumentHeader>
+    <ExchRateText>ExchRateText</ExchRateText>
+    <FormattedAmount_CashDocumentHeader>FormattedAmount_CashDocumentHeader</FormattedAmount_CashDocumentHeader>
+    <FromAmountToDescription_CashDocumentHeader>FromAmountToDescription_CashDocumentHeader</FromAmountToDescription_CashDocumentHeader>
+    <IdentificationCardNo_CashDocumentHeader>IdentificationCardNo_CashDocumentHeader</IdentificationCardNo_CashDocumentHeader>
+    <No_CashDocumentHeader>No_CashDocumentHeader</No_CashDocumentHeader>
+    <PaymentPurpose_CashDocumentHeader>PaymentPurpose_CashDocumentHeader</PaymentPurpose_CashDocumentHeader>
+    <ReceivedBy_CashDocumentHeader>ReceivedBy_CashDocumentHeader</ReceivedBy_CashDocumentHeader>
+    <ReceivedFrom_CashDocumentHeader>ReceivedFrom_CashDocumentHeader</ReceivedFrom_CashDocumentHeader>
+    <RegistrationNo_CashDocumentHeader>RegistrationNo_CashDocumentHeader</RegistrationNo_CashDocumentHeader>
+    <Status_CashDocumentHeader>Status_CashDocumentHeader</Status_CashDocumentHeader>
+    <VATDate_CashDocumentHeader>VATDate_CashDocumentHeader</VATDate_CashDocumentHeader>
+    <VATRegistrationNo_CashDocumentHeader>VATRegistrationNo_CashDocumentHeader</VATRegistrationNo_CashDocumentHeader>
+    <CopyLoop>
+      <CopyNo>CopyNo</CopyNo>
+      <CashDocumentLineCZP>
+        <AccountType_CashDocumentLine>AccountType_CashDocumentLine</AccountType_CashDocumentLine>
+        <AmountIncludingVAT_CashDocumentLine>AmountIncludingVAT_CashDocumentLine</AmountIncludingVAT_CashDocumentLine>
+        <Description_CashDocumentLine>Description_CashDocumentLine</Description_CashDocumentLine>
+        <LineNo_CashDocumentLine>LineNo_CashDocumentLine</LineNo_CashDocumentLine>
+        <VATAmount_CashDocumentLine>VATAmount_CashDocumentLine</VATAmount_CashDocumentLine>
+        <VATBaseAmount_CashDocumentLine>VATBaseAmount_CashDocumentLine</VATBaseAmount_CashDocumentLine>
+        <VAT_CashDocumentLine>VAT_CashDocumentLine</VAT_CashDocumentLine>
+      </CashDocumentLineCZP>
+      <VATCounter>
+        <VATAmtLineVATAmt>VATAmtLineVATAmt</VATAmtLineVATAmt>
+        <VATAmtLineVATAmtLCY>VATAmtLineVATAmtLCY</VATAmtLineVATAmtLCY>
+        <VATAmtLineVATBase>VATAmtLineVATBase</VATAmtLineVATBase>
+        <VATAmtLineVATBaseLCY>VATAmtLineVATBaseLCY</VATAmtLineVATBaseLCY>
+        <VATAmtLineVATIdentifier>VATAmtLineVATIdentifier</VATAmtLineVATIdentifier>
+        <VATAmtLineVATPer>VATAmtLineVATPer</VATAmtLineVATPer>
+        <User_Setup>
+          <Employee>
+            <CompanyEMail_Employee>CompanyEMail_Employee</CompanyEMail_Employee>
+            <FullName_Employee>FullName_Employee</FullName_Employee>
+            <PhoneNo_Employee>PhoneNo_Employee</PhoneNo_Employee>
+          </Employee>
+        </User_Setup>
+      </VATCounter>
+    </CopyLoop>
+  </CashDocumentHeaderCZP>
+</NavWordReportXmlPart>
 </file>
 
 <file path=customXml/item2.xml>��< ? x m l   v e r s i o n = " 1 . 0 "   e n c o d i n g = " u t f - 1 6 " ? > 
--- a/src/Apps/CZ/CashDeskLocalization/app/Src/Reports/ReceiptCashDocumentEmail.docx
+++ b/src/Apps/CZ/CashDeskLocalization/app/Src/Reports/ReceiptCashDocumentEmail.docx
@@ -1875,178 +1875,349 @@
 </a:theme>
 </file>
 
-<file path=customXml/item1.xml><?xml version="1.0" encoding="utf-8"?>
-<NavWordReportXmlPart xmlns="urn:microsoft-dynamics-nav/reports/Receipt_Cash_Document_CZP/11734/">
-  <BCReportInformation>
-    <ReportMetadata>
-      <ExtensionId>Extension ID</ExtensionId>
-      <ExtensionName>Extension Name</ExtensionName>
-      <ExtensionPublisher>Extension Publisher</ExtensionPublisher>
-      <ExtensionVersion>Extension Version</ExtensionVersion>
-      <ReportId>Report ID</ReportId>
-      <ReportName>Report Name</ReportName>
-      <AboutThisReportTitle>About This Report Title</AboutThisReportTitle>
-      <AboutThisReportText>About This Report Text</AboutThisReportText>
-      <ReportHelpLink>Report Help Link</ReportHelpLink>
-      <ReportCaption>Report Caption</ReportCaption>
-    </ReportMetadata>
-    <ReportRequest>
-      <TenantEntraId>Tenant Entra Id</TenantEntraId>
-      <EnvironmentName>Environment Name</EnvironmentName>
-      <EnvironmentType>Environment Type</EnvironmentType>
-      <CompanyName>Company Name</CompanyName>
-      <CompanyDisplayName>Company Display Name</CompanyDisplayName>
-      <CompanyId>Company ID</CompanyId>
-      <UserName>User Name</UserName>
-      <DateAndTime>Date and Time</DateAndTime>
-      <Language>Language</Language>
-      <FormatRegion>Format Region</FormatRegion>
-      <DateTimeValues>
-        <Year>Year</Year>
-        <MonthNumber>Month Number</MonthNumber>
-        <DayNumber>Day Number</DayNumber>
-        <Hour>Hour</Hour>
-        <Minute>Minute</Minute>
-      </DateTimeValues>
-    </ReportRequest>
-    <CompanyMetadata>
-      <CompanyName>Company Name</CompanyName>
-      <CompanyDisplayName>Company Display Name</CompanyDisplayName>
-      <CompanyAddressLines>
-        <CompanyAddressLine1>Company Address Line 1</CompanyAddressLine1>
-        <CompanyAddressLine2>Company Address Line 2</CompanyAddressLine2>
-        <CompanyAddressLine3>Company Address Line 3</CompanyAddressLine3>
-        <CompanyAddressLine4>Company Address Line 4</CompanyAddressLine4>
-        <CompanyAddressLine5>Company Address Line 5</CompanyAddressLine5>
-        <CompanyAddressLine6>Company Address Line 6</CompanyAddressLine6>
-        <CompanyAddressLine7>Company Address Line 7</CompanyAddressLine7>
-        <CompanyAddressLine8>Company Address Line 8</CompanyAddressLine8>
-      </CompanyAddressLines>
-      <CompanyPhone>Company Phone</CompanyPhone>
-      <CompanyPhoneCaption>Company Phone Caption</CompanyPhoneCaption>
-      <CompanyFaxNo>Company Fax No.</CompanyFaxNo>
-      <CompanyFaxNoCaption>Company Fax No. Caption</CompanyFaxNoCaption>
-      <CompanyEmail>Company Email</CompanyEmail>
-      <CompanyEmailCaption>Company Email Caption</CompanyEmailCaption>
-      <CompanyHomePage>Company Home Page</CompanyHomePage>
-      <CompanyHomePageCaption>Company Home Page Caption</CompanyHomePageCaption>
-      <CompanyLogo>Company Logo</CompanyLogo>
-      <CompanyVATRegistrationNo>Company VAT Registration No.</CompanyVATRegistrationNo>
-      <CompanyVATRegistrationNoCaption>Company VAT Registration No. Caption</CompanyVATRegistrationNoCaption>
-      <CompanyRegistrationNo>Company Registration No.</CompanyRegistrationNo>
-      <CompanyRegistrationNoCaption>Company Registration No. Caption</CompanyRegistrationNoCaption>
-      <CompanyBankName>Company Bank Name</CompanyBankName>
-      <CompanyBankNameCaption>Company Bank Name Caption</CompanyBankNameCaption>
-      <CompanyBankAccountNo>Company Bank Account No.</CompanyBankAccountNo>
-      <CompanyBankAccountNoCaption>Company Bank Account No. Caption</CompanyBankAccountNoCaption>
-      <CompanyBankBranchNo>Company Bank Branch No.</CompanyBankBranchNo>
-      <CompanyBankBranchNoCaption>Company Bank Branch No. Caption</CompanyBankBranchNoCaption>
-      <CompanyIBAN>Company IBAN</CompanyIBAN>
-      <CompanyIBANCaption>Company IBAN Caption</CompanyIBANCaption>
-      <CompanyBankSWIFT>Company Bank SWIFT</CompanyBankSWIFT>
-      <CompanyBankSWIFTCaption>Company Bank SWIFT Caption</CompanyBankSWIFTCaption>
-      <CompanyGiroNo>Company Giro No.</CompanyGiroNo>
-      <CompanyGiroNoCaption>Company Giro No. Caption</CompanyGiroNoCaption>
-    </CompanyMetadata>
-  </BCReportInformation>
-  <Labels>
-    <AmountIncludingVAT_CashDocumentLineCaption>AmountIncludingVAT_CashDocumentLineCaption</AmountIncludingVAT_CashDocumentLineCaption>
-    <BodyLbl>BodyLbl</BodyLbl>
-    <ClosingLbl>ClosingLbl</ClosingLbl>
-    <CompanyLbl>CompanyLbl</CompanyLbl>
-    <CopyLbl>CopyLbl</CopyLbl>
-    <CreatedLbl>CreatedLbl</CreatedLbl>
-    <Description_CashDocumentLineCaption>Description_CashDocumentLineCaption</Description_CashDocumentLineCaption>
-    <DocumentDateLbl>DocumentDateLbl</DocumentDateLbl>
-    <DocumentLbl>DocumentLbl</DocumentLbl>
-    <DocumentNoLbl>DocumentNoLbl</DocumentNoLbl>
-    <GreetingLbl>GreetingLbl</GreetingLbl>
-    <IdentificationCardNo_CashDocumentHeaderCaption>IdentificationCardNo_CashDocumentHeaderCaption</IdentificationCardNo_CashDocumentHeaderCaption>
-    <PageLbl>PageLbl</PageLbl>
-    <PaymentPurpose_CashDocumentHeaderCaption>PaymentPurpose_CashDocumentHeaderCaption</PaymentPurpose_CashDocumentHeaderCaption>
-    <ReceivedBy_CashDocumentHeaderCaption>ReceivedBy_CashDocumentHeaderCaption</ReceivedBy_CashDocumentHeaderCaption>
-    <ReceivedFrom_CashDocumentHeaderCaption>ReceivedFrom_CashDocumentHeaderCaption</ReceivedFrom_CashDocumentHeaderCaption>
-    <RegistrationNo_CashDocumentHeaderCaption>RegistrationNo_CashDocumentHeaderCaption</RegistrationNo_CashDocumentHeaderCaption>
-    <ReleasedLbl>ReleasedLbl</ReleasedLbl>
-    <TestLbl>TestLbl</TestLbl>
-    <TotalLbl>TotalLbl</TotalLbl>
-    <TotalTextLbl>TotalTextLbl</TotalTextLbl>
-    <VAT_CashDocumentLineCaption>VAT_CashDocumentLineCaption</VAT_CashDocumentLineCaption>
-    <VATAmount_CashDocumentLineCaption>VATAmount_CashDocumentLineCaption</VATAmount_CashDocumentLineCaption>
-    <VATAmtLbl>VATAmtLbl</VATAmtLbl>
-    <VATAmtLineVATPerCaption>VATAmtLineVATPerCaption</VATAmtLineVATPerCaption>
-    <VATBaseAmount_CashDocumentLineCaption>VATBaseAmount_CashDocumentLineCaption</VATBaseAmount_CashDocumentLineCaption>
-    <VATBaseLbl>VATBaseLbl</VATBaseLbl>
-    <VATDateLbl>VATDateLbl</VATDateLbl>
-    <VATIdentLbl>VATIdentLbl</VATIdentLbl>
-    <VATLbl>VATLbl</VATLbl>
-    <VATPercentLbl>VATPercentLbl</VATPercentLbl>
-    <VATRegistrationNo_CashDocumentHeaderCaption>VATRegistrationNo_CashDocumentHeaderCaption</VATRegistrationNo_CashDocumentHeaderCaption>
-  </Labels>
-  <Company_Information>
-    <CompanyAddr1>CompanyAddr1</CompanyAddr1>
-    <CompanyAddr2>CompanyAddr2</CompanyAddr2>
-    <CompanyAddr3>CompanyAddr3</CompanyAddr3>
-    <CompanyAddr4>CompanyAddr4</CompanyAddr4>
-    <CompanyAddr5>CompanyAddr5</CompanyAddr5>
-    <CompanyAddr6>CompanyAddr6</CompanyAddr6>
-    <HomePage_CompanyInformation>HomePage_CompanyInformation</HomePage_CompanyInformation>
-    <Picture_CompanyInformation/>
-    <RegistrationNo_CompanyInformation>RegistrationNo_CompanyInformation</RegistrationNo_CompanyInformation>
-    <VATRegistrationNo_CompanyInformation>VATRegistrationNo_CompanyInformation</VATRegistrationNo_CompanyInformation>
-    <Sales__x0026__Receivables_Setup>
-      <LogoPositiononDocuments_SalesReceivablesSetup>LogoPositiononDocuments_SalesReceivablesSetup</LogoPositiononDocuments_SalesReceivablesSetup>
-      <General_Ledger_Setup>
-        <LCYCode_GeneralLedgerSetup>LCYCode_GeneralLedgerSetup</LCYCode_GeneralLedgerSetup>
-      </General_Ledger_Setup>
-    </Sales__x0026__Receivables_Setup>
-  </Company_Information>
-  <CashDocumentHeaderCZP>
-    <CalculatedExchRate>CalculatedExchRate</CalculatedExchRate>
-    <CashDeskNo_CashDocumentHeader>CashDeskNo_CashDocumentHeader</CashDeskNo_CashDocumentHeader>
-    <CurrencyCode_CashDocumentHeader>CurrencyCode_CashDocumentHeader</CurrencyCode_CashDocumentHeader>
-    <DocumentDate_CashDocumentHeader>DocumentDate_CashDocumentHeader</DocumentDate_CashDocumentHeader>
-    <ExchRateText>ExchRateText</ExchRateText>
-    <FormattedAmount_CashDocumentHeader>FormattedAmount_CashDocumentHeader</FormattedAmount_CashDocumentHeader>
-    <FromAmountToDescription_CashDocumentHeader>FromAmountToDescription_CashDocumentHeader</FromAmountToDescription_CashDocumentHeader>
-    <IdentificationCardNo_CashDocumentHeader>IdentificationCardNo_CashDocumentHeader</IdentificationCardNo_CashDocumentHeader>
-    <No_CashDocumentHeader>No_CashDocumentHeader</No_CashDocumentHeader>
-    <PaymentPurpose_CashDocumentHeader>PaymentPurpose_CashDocumentHeader</PaymentPurpose_CashDocumentHeader>
-    <ReceivedBy_CashDocumentHeader>ReceivedBy_CashDocumentHeader</ReceivedBy_CashDocumentHeader>
-    <ReceivedFrom_CashDocumentHeader>ReceivedFrom_CashDocumentHeader</ReceivedFrom_CashDocumentHeader>
-    <RegistrationNo_CashDocumentHeader>RegistrationNo_CashDocumentHeader</RegistrationNo_CashDocumentHeader>
-    <Status_CashDocumentHeader>Status_CashDocumentHeader</Status_CashDocumentHeader>
-    <VATDate_CashDocumentHeader>VATDate_CashDocumentHeader</VATDate_CashDocumentHeader>
-    <VATRegistrationNo_CashDocumentHeader>VATRegistrationNo_CashDocumentHeader</VATRegistrationNo_CashDocumentHeader>
-    <CopyLoop>
-      <CopyNo>CopyNo</CopyNo>
-      <CashDocumentLineCZP>
-        <AccountType_CashDocumentLine>AccountType_CashDocumentLine</AccountType_CashDocumentLine>
-        <AmountIncludingVAT_CashDocumentLine>AmountIncludingVAT_CashDocumentLine</AmountIncludingVAT_CashDocumentLine>
-        <Description_CashDocumentLine>Description_CashDocumentLine</Description_CashDocumentLine>
-        <LineNo_CashDocumentLine>LineNo_CashDocumentLine</LineNo_CashDocumentLine>
-        <VATAmount_CashDocumentLine>VATAmount_CashDocumentLine</VATAmount_CashDocumentLine>
-        <VATBaseAmount_CashDocumentLine>VATBaseAmount_CashDocumentLine</VATBaseAmount_CashDocumentLine>
-        <VAT_CashDocumentLine>VAT_CashDocumentLine</VAT_CashDocumentLine>
-      </CashDocumentLineCZP>
-      <VATCounter>
-        <VATAmtLineVATAmt>VATAmtLineVATAmt</VATAmtLineVATAmt>
-        <VATAmtLineVATAmtLCY>VATAmtLineVATAmtLCY</VATAmtLineVATAmtLCY>
-        <VATAmtLineVATBase>VATAmtLineVATBase</VATAmtLineVATBase>
-        <VATAmtLineVATBaseLCY>VATAmtLineVATBaseLCY</VATAmtLineVATBaseLCY>
-        <VATAmtLineVATIdentifier>VATAmtLineVATIdentifier</VATAmtLineVATIdentifier>
-        <VATAmtLineVATPer>VATAmtLineVATPer</VATAmtLineVATPer>
-        <User_Setup>
-          <Employee>
-            <CompanyEMail_Employee>CompanyEMail_Employee</CompanyEMail_Employee>
-            <FullName_Employee>FullName_Employee</FullName_Employee>
-            <PhoneNo_Employee>PhoneNo_Employee</PhoneNo_Employee>
-          </Employee>
-        </User_Setup>
-      </VATCounter>
-    </CopyLoop>
-  </CashDocumentHeaderCZP>
-</NavWordReportXmlPart>
+<file path=customXml/item1.xml>��< ? x m l   v e r s i o n = " 1 . 0 "   e n c o d i n g = " u t f - 1 6 " ? > + 
+ < N a v W o r d R e p o r t X m l P a r t   x m l n s = " u r n : m i c r o s o f t - d y n a m i c s - n a v / r e p o r t s / R e c e i p t _ C a s h _ D o c u m e n t _ C Z P / 1 1 7 3 4 / " > + 
+     < B C R e p o r t I n f o r m a t i o n > + 
+         < R e p o r t M e t a d a t a > + 
+             < E x t e n s i o n I d > E x t e n s i o n   I D < / E x t e n s i o n I d > + 
+             < E x t e n s i o n N a m e > E x t e n s i o n   N a m e < / E x t e n s i o n N a m e > + 
+             < E x t e n s i o n P u b l i s h e r > E x t e n s i o n   P u b l i s h e r < / E x t e n s i o n P u b l i s h e r > + 
+             < E x t e n s i o n V e r s i o n > E x t e n s i o n   V e r s i o n < / E x t e n s i o n V e r s i o n > + 
+             < R e p o r t I d > R e p o r t   I D < / R e p o r t I d > + 
+             < R e p o r t N a m e > R e p o r t   N a m e < / R e p o r t N a m e > + 
+             < R e p o r t C a p t i o n > R e p o r t   C a p t i o n < / R e p o r t C a p t i o n > + 
+             < A b o u t T h i s R e p o r t T i t l e > A b o u t   T h i s   R e p o r t   T i t l e < / A b o u t T h i s R e p o r t T i t l e > + 
+             < A b o u t T h i s R e p o r t T e x t > A b o u t   T h i s   R e p o r t   T e x t < / A b o u t T h i s R e p o r t T e x t > + 
+             < R e p o r t H e l p L i n k > R e p o r t   H e l p   L i n k < / R e p o r t H e l p L i n k > + 
+         < / R e p o r t M e t a d a t a > + 
+         < R e p o r t R e q u e s t > + 
+             < T e n a n t E n t r a I d > T e n a n t   E n t r a   I d < / T e n a n t E n t r a I d > + 
+             < E n v i r o n m e n t N a m e > E n v i r o n m e n t   N a m e < / E n v i r o n m e n t N a m e > + 
+             < E n v i r o n m e n t T y p e > E n v i r o n m e n t   T y p e < / E n v i r o n m e n t T y p e > + 
+             < C o m p a n y N a m e > C o m p a n y   N a m e < / C o m p a n y N a m e > + 
+             < C o m p a n y D i s p l a y N a m e > C o m p a n y   D i s p l a y   N a m e < / C o m p a n y D i s p l a y N a m e > + 
+             < C o m p a n y I d > C o m p a n y   I D < / C o m p a n y I d > + 
+             < U s e r N a m e > U s e r   N a m e < / U s e r N a m e > + 
+             < D a t e A n d T i m e > D a t e   a n d   T i m e < / D a t e A n d T i m e > + 
+             < L a n g u a g e > L a n g u a g e < / L a n g u a g e > + 
+             < F o r m a t R e g i o n > F o r m a t   R e g i o n < / F o r m a t R e g i o n > + 
+             < D a t e T i m e V a l u e s > + 
+                 < Y e a r > Y e a r < / Y e a r > + 
+                 < M o n t h N u m b e r > M o n t h   N u m b e r < / M o n t h N u m b e r > + 
+                 < D a y N u m b e r > D a y   N u m b e r < / D a y N u m b e r > + 
+                 < H o u r > H o u r < / H o u r > + 
+                 < M i n u t e > M i n u t e < / M i n u t e > + 
+             < / D a t e T i m e V a l u e s > + 
+         < / R e p o r t R e q u e s t > + 
+         < C o m p a n y M e t a d a t a > + 
+             < C o m p a n y N a m e > C o m p a n y   N a m e < / C o m p a n y N a m e > + 
+             < C o m p a n y D i s p l a y N a m e > C o m p a n y   D i s p l a y   N a m e < / C o m p a n y D i s p l a y N a m e > + 
+             < C o m p a n y A d d r e s s L i n e s > + 
+                 < C o m p a n y A d d r e s s L i n e 1 > C o m p a n y   A d d r e s s   L i n e   1 < / C o m p a n y A d d r e s s L i n e 1 > + 
+                 < C o m p a n y A d d r e s s L i n e 2 > C o m p a n y   A d d r e s s   L i n e   2 < / C o m p a n y A d d r e s s L i n e 2 > + 
+                 < C o m p a n y A d d r e s s L i n e 3 > C o m p a n y   A d d r e s s   L i n e   3 < / C o m p a n y A d d r e s s L i n e 3 > + 
+                 < C o m p a n y A d d r e s s L i n e 4 > C o m p a n y   A d d r e s s   L i n e   4 < / C o m p a n y A d d r e s s L i n e 4 > + 
+                 < C o m p a n y A d d r e s s L i n e 5 > C o m p a n y   A d d r e s s   L i n e   5 < / C o m p a n y A d d r e s s L i n e 5 > + 
+                 < C o m p a n y A d d r e s s L i n e 6 > C o m p a n y   A d d r e s s   L i n e   6 < / C o m p a n y A d d r e s s L i n e 6 > + 
+                 < C o m p a n y A d d r e s s L i n e 7 > C o m p a n y   A d d r e s s   L i n e   7 < / C o m p a n y A d d r e s s L i n e 7 > + 
+                 < C o m p a n y A d d r e s s L i n e 8 > C o m p a n y   A d d r e s s   L i n e   8 < / C o m p a n y A d d r e s s L i n e 8 > + 
+             < / C o m p a n y A d d r e s s L i n e s > + 
+             < C o m p a n y P h o n e > C o m p a n y   P h o n e < / C o m p a n y P h o n e > + 
+             < C o m p a n y P h o n e C a p t i o n > C o m p a n y   P h o n e   C a p t i o n < / C o m p a n y P h o n e C a p t i o n > + 
+             < C o m p a n y F a x N o > C o m p a n y   F a x   N o . < / C o m p a n y F a x N o > + 
+             < C o m p a n y F a x N o C a p t i o n > C o m p a n y   F a x   N o .   C a p t i o n < / C o m p a n y F a x N o C a p t i o n > + 
+             < C o m p a n y E m a i l > C o m p a n y   E m a i l < / C o m p a n y E m a i l > + 
+             < C o m p a n y E m a i l C a p t i o n > C o m p a n y   E m a i l   C a p t i o n < / C o m p a n y E m a i l C a p t i o n > + 
+             < C o m p a n y H o m e P a g e > C o m p a n y   H o m e   P a g e < / C o m p a n y H o m e P a g e > + 
+             < C o m p a n y H o m e P a g e C a p t i o n > C o m p a n y   H o m e   P a g e   C a p t i o n < / C o m p a n y H o m e P a g e C a p t i o n > + 
+             < C o m p a n y L o g o > C o m p a n y   L o g o < / C o m p a n y L o g o > + 
+             < C o m p a n y V A T R e g i s t r a t i o n N o > C o m p a n y   V A T   R e g i s t r a t i o n   N o . < / C o m p a n y V A T R e g i s t r a t i o n N o > + 
+             < C o m p a n y V A T R e g i s t r a t i o n N o C a p t i o n > C o m p a n y   V A T   R e g i s t r a t i o n   N o .   C a p t i o n < / C o m p a n y V A T R e g i s t r a t i o n N o C a p t i o n > + 
+             < C o m p a n y R e g i s t r a t i o n N o > C o m p a n y   R e g i s t r a t i o n   N o . < / C o m p a n y R e g i s t r a t i o n N o > + 
+             < C o m p a n y R e g i s t r a t i o n N o C a p t i o n > C o m p a n y   R e g i s t r a t i o n   N o .   C a p t i o n < / C o m p a n y R e g i s t r a t i o n N o C a p t i o n > + 
+             < C o m p a n y B a n k N a m e > C o m p a n y   B a n k   N a m e < / C o m p a n y B a n k N a m e > + 
+             < C o m p a n y B a n k N a m e C a p t i o n > C o m p a n y   B a n k   N a m e   C a p t i o n < / C o m p a n y B a n k N a m e C a p t i o n > + 
+             < C o m p a n y B a n k A c c o u n t N o > C o m p a n y   B a n k   A c c o u n t   N o . < / C o m p a n y B a n k A c c o u n t N o > + 
+             < C o m p a n y B a n k A c c o u n t N o C a p t i o n > C o m p a n y   B a n k   A c c o u n t   N o .   C a p t i o n < / C o m p a n y B a n k A c c o u n t N o C a p t i o n > + 
+             < C o m p a n y B a n k B r a n c h N o > C o m p a n y   B a n k   B r a n c h   N o . < / C o m p a n y B a n k B r a n c h N o > + 
+             < C o m p a n y B a n k B r a n c h N o C a p t i o n > C o m p a n y   B a n k   B r a n c h   N o .   C a p t i o n < / C o m p a n y B a n k B r a n c h N o C a p t i o n > + 
+             < C o m p a n y I B A N > C o m p a n y   I B A N < / C o m p a n y I B A N > + 
+             < C o m p a n y I B A N C a p t i o n > C o m p a n y   I B A N   C a p t i o n < / C o m p a n y I B A N C a p t i o n > + 
+             < C o m p a n y B a n k S W I F T > C o m p a n y   B a n k   S W I F T < / C o m p a n y B a n k S W I F T > + 
+             < C o m p a n y B a n k S W I F T C a p t i o n > C o m p a n y   B a n k   S W I F T   C a p t i o n < / C o m p a n y B a n k S W I F T C a p t i o n > + 
+             < C o m p a n y G i r o N o > C o m p a n y   G i r o   N o . < / C o m p a n y G i r o N o > + 
+             < C o m p a n y G i r o N o C a p t i o n > C o m p a n y   G i r o   N o .   C a p t i o n < / C o m p a n y G i r o N o C a p t i o n > + 
+         < / C o m p a n y M e t a d a t a > + 
+     < / B C R e p o r t I n f o r m a t i o n > + 
+     < L a b e l s > + 
+         < A m o u n t I n c l u d i n g V A T _ C a s h D o c u m e n t L i n e C a p t i o n > A m o u n t I n c l u d i n g V A T _ C a s h D o c u m e n t L i n e C a p t i o n < / A m o u n t I n c l u d i n g V A T _ C a s h D o c u m e n t L i n e C a p t i o n > + 
+         < B o d y L b l > B o d y L b l < / B o d y L b l > + 
+         < C l o s i n g L b l > C l o s i n g L b l < / C l o s i n g L b l > + 
+         < C o m p a n y L b l > C o m p a n y L b l < / C o m p a n y L b l > + 
+         < C o p y L b l > C o p y L b l < / C o p y L b l > + 
+         < C r e a t e d L b l > C r e a t e d L b l < / C r e a t e d L b l > + 
+         < D e s c r i p t i o n _ C a s h D o c u m e n t L i n e C a p t i o n > D e s c r i p t i o n _ C a s h D o c u m e n t L i n e C a p t i o n < / D e s c r i p t i o n _ C a s h D o c u m e n t L i n e C a p t i o n > + 
+         < D o c u m e n t D a t e L b l > D o c u m e n t D a t e L b l < / D o c u m e n t D a t e L b l > + 
+         < D o c u m e n t L b l > D o c u m e n t L b l < / D o c u m e n t L b l > + 
+         < D o c u m e n t N o L b l > D o c u m e n t N o L b l < / D o c u m e n t N o L b l > + 
+         < G r e e t i n g L b l > G r e e t i n g L b l < / G r e e t i n g L b l > + 
+         < I d e n t i f i c a t i o n C a r d N o _ C a s h D o c u m e n t H e a d e r C a p t i o n > I d e n t i f i c a t i o n C a r d N o _ C a s h D o c u m e n t H e a d e r C a p t i o n < / I d e n t i f i c a t i o n C a r d N o _ C a s h D o c u m e n t H e a d e r C a p t i o n > + 
+         < P a g e L b l > P a g e L b l < / P a g e L b l > + 
+         < P a y m e n t P u r p o s e _ C a s h D o c u m e n t H e a d e r C a p t i o n > P a y m e n t P u r p o s e _ C a s h D o c u m e n t H e a d e r C a p t i o n < / P a y m e n t P u r p o s e _ C a s h D o c u m e n t H e a d e r C a p t i o n > + 
+         < R e c e i v e d B y _ C a s h D o c u m e n t H e a d e r C a p t i o n > R e c e i v e d B y _ C a s h D o c u m e n t H e a d e r C a p t i o n < / R e c e i v e d B y _ C a s h D o c u m e n t H e a d e r C a p t i o n > + 
+         < R e c e i v e d F r o m _ C a s h D o c u m e n t H e a d e r C a p t i o n > R e c e i v e d F r o m _ C a s h D o c u m e n t H e a d e r C a p t i o n < / R e c e i v e d F r o m _ C a s h D o c u m e n t H e a d e r C a p t i o n > + 
+         < R e g i s t r a t i o n N o _ C a s h D o c u m e n t H e a d e r C a p t i o n > R e g i s t r a t i o n N o _ C a s h D o c u m e n t H e a d e r C a p t i o n < / R e g i s t r a t i o n N o _ C a s h D o c u m e n t H e a d e r C a p t i o n > + 
+         < R e l e a s e d L b l > R e l e a s e d L b l < / R e l e a s e d L b l > + 
+         < T e s t L b l > T e s t L b l < / T e s t L b l > + 
+         < T o t a l L b l > T o t a l L b l < / T o t a l L b l > + 
+         < T o t a l T e x t L b l > T o t a l T e x t L b l < / T o t a l T e x t L b l > + 
+         < V A T _ C a s h D o c u m e n t L i n e C a p t i o n > V A T _ C a s h D o c u m e n t L i n e C a p t i o n < / V A T _ C a s h D o c u m e n t L i n e C a p t i o n > + 
+         < V A T A m o u n t _ C a s h D o c u m e n t L i n e C a p t i o n > V A T A m o u n t _ C a s h D o c u m e n t L i n e C a p t i o n < / V A T A m o u n t _ C a s h D o c u m e n t L i n e C a p t i o n > + 
+         < V A T A m t L b l > V A T A m t L b l < / V A T A m t L b l > + 
+         < V A T A m t L i n e V A T P e r C a p t i o n > V A T A m t L i n e V A T P e r C a p t i o n < / V A T A m t L i n e V A T P e r C a p t i o n > + 
+         < V A T B a s e A m o u n t _ C a s h D o c u m e n t L i n e C a p t i o n > V A T B a s e A m o u n t _ C a s h D o c u m e n t L i n e C a p t i o n < / V A T B a s e A m o u n t _ C a s h D o c u m e n t L i n e C a p t i o n > + 
+         < V A T B a s e L b l > V A T B a s e L b l < / V A T B a s e L b l > + 
+         < V A T D a t e L b l > V A T D a t e L b l < / V A T D a t e L b l > + 
+         < V A T I d e n t L b l > V A T I d e n t L b l < / V A T I d e n t L b l > + 
+         < V A T L b l > V A T L b l < / V A T L b l > + 
+         < V A T P e r c e n t L b l > V A T P e r c e n t L b l < / V A T P e r c e n t L b l > + 
+         < V A T R e g i s t r a t i o n N o _ C a s h D o c u m e n t H e a d e r C a p t i o n > V A T R e g i s t r a t i o n N o _ C a s h D o c u m e n t H e a d e r C a p t i o n < / V A T R e g i s t r a t i o n N o _ C a s h D o c u m e n t H e a d e r C a p t i o n > + 
+     < / L a b e l s > + 
+     < C o m p a n y _ I n f o r m a t i o n > + 
+         < C o m p a n y A d d r 1 > C o m p a n y A d d r 1 < / C o m p a n y A d d r 1 > + 
+         < C o m p a n y A d d r 2 > C o m p a n y A d d r 2 < / C o m p a n y A d d r 2 > + 
+         < C o m p a n y A d d r 3 > C o m p a n y A d d r 3 < / C o m p a n y A d d r 3 > + 
+         < C o m p a n y A d d r 4 > C o m p a n y A d d r 4 < / C o m p a n y A d d r 4 > + 
+         < C o m p a n y A d d r 5 > C o m p a n y A d d r 5 < / C o m p a n y A d d r 5 > + 
+         < C o m p a n y A d d r 6 > C o m p a n y A d d r 6 < / C o m p a n y A d d r 6 > + 
+         < H o m e P a g e _ C o m p a n y I n f o r m a t i o n > H o m e P a g e _ C o m p a n y I n f o r m a t i o n < / H o m e P a g e _ C o m p a n y I n f o r m a t i o n > + 
+         < P i c t u r e _ C o m p a n y I n f o r m a t i o n   / > + 
+         < R e g i s t r a t i o n N o _ C o m p a n y I n f o r m a t i o n > R e g i s t r a t i o n N o _ C o m p a n y I n f o r m a t i o n < / R e g i s t r a t i o n N o _ C o m p a n y I n f o r m a t i o n > + 
+         < V A T R e g i s t r a t i o n N o _ C o m p a n y I n f o r m a t i o n > V A T R e g i s t r a t i o n N o _ C o m p a n y I n f o r m a t i o n < / V A T R e g i s t r a t i o n N o _ C o m p a n y I n f o r m a t i o n > + 
+         < S a l e s _ _ x 0 0 2 6 _ _ R e c e i v a b l e s _ S e t u p > + 
+             < L o g o P o s i t i o n o n D o c u m e n t s _ S a l e s R e c e i v a b l e s S e t u p > L o g o P o s i t i o n o n D o c u m e n t s _ S a l e s R e c e i v a b l e s S e t u p < / L o g o P o s i t i o n o n D o c u m e n t s _ S a l e s R e c e i v a b l e s S e t u p > + 
+             < G e n e r a l _ L e d g e r _ S e t u p > + 
+                 < L C Y C o d e _ G e n e r a l L e d g e r S e t u p > L C Y C o d e _ G e n e r a l L e d g e r S e t u p < / L C Y C o d e _ G e n e r a l L e d g e r S e t u p > + 
+             < / G e n e r a l _ L e d g e r _ S e t u p > + 
+         < / S a l e s _ _ x 0 0 2 6 _ _ R e c e i v a b l e s _ S e t u p > + 
+     < / C o m p a n y _ I n f o r m a t i o n > + 
+     < C a s h D o c u m e n t H e a d e r C Z P > + 
+         < C a l c u l a t e d E x c h R a t e > C a l c u l a t e d E x c h R a t e < / C a l c u l a t e d E x c h R a t e > + 
+         < C a s h D e s k N o _ C a s h D o c u m e n t H e a d e r > C a s h D e s k N o _ C a s h D o c u m e n t H e a d e r < / C a s h D e s k N o _ C a s h D o c u m e n t H e a d e r > + 
+         < C u r r e n c y C o d e _ C a s h D o c u m e n t H e a d e r > C u r r e n c y C o d e _ C a s h D o c u m e n t H e a d e r < / C u r r e n c y C o d e _ C a s h D o c u m e n t H e a d e r > + 
+         < D o c u m e n t D a t e _ C a s h D o c u m e n t H e a d e r > D o c u m e n t D a t e _ C a s h D o c u m e n t H e a d e r < / D o c u m e n t D a t e _ C a s h D o c u m e n t H e a d e r > + 
+         < E x c h R a t e T e x t > E x c h R a t e T e x t < / E x c h R a t e T e x t > + 
+         < F o r m a t t e d A m o u n t _ C a s h D o c u m e n t H e a d e r > F o r m a t t e d A m o u n t _ C a s h D o c u m e n t H e a d e r < / F o r m a t t e d A m o u n t _ C a s h D o c u m e n t H e a d e r > + 
+         < F r o m A m o u n t T o D e s c r i p t i o n _ C a s h D o c u m e n t H e a d e r > F r o m A m o u n t T o D e s c r i p t i o n _ C a s h D o c u m e n t H e a d e r < / F r o m A m o u n t T o D e s c r i p t i o n _ C a s h D o c u m e n t H e a d e r > + 
+         < I d e n t i f i c a t i o n C a r d N o _ C a s h D o c u m e n t H e a d e r > I d e n t i f i c a t i o n C a r d N o _ C a s h D o c u m e n t H e a d e r < / I d e n t i f i c a t i o n C a r d N o _ C a s h D o c u m e n t H e a d e r > + 
+         < N o _ C a s h D o c u m e n t H e a d e r > N o _ C a s h D o c u m e n t H e a d e r < / N o _ C a s h D o c u m e n t H e a d e r > + 
+         < P a y m e n t P u r p o s e _ C a s h D o c u m e n t H e a d e r > P a y m e n t P u r p o s e _ C a s h D o c u m e n t H e a d e r < / P a y m e n t P u r p o s e _ C a s h D o c u m e n t H e a d e r > + 
+         < R e c e i v e d B y _ C a s h D o c u m e n t H e a d e r > R e c e i v e d B y _ C a s h D o c u m e n t H e a d e r < / R e c e i v e d B y _ C a s h D o c u m e n t H e a d e r > + 
+         < R e c e i v e d F r o m _ C a s h D o c u m e n t H e a d e r > R e c e i v e d F r o m _ C a s h D o c u m e n t H e a d e r < / R e c e i v e d F r o m _ C a s h D o c u m e n t H e a d e r > + 
+         < R e g i s t r a t i o n N o _ C a s h D o c u m e n t H e a d e r > R e g i s t r a t i o n N o _ C a s h D o c u m e n t H e a d e r < / R e g i s t r a t i o n N o _ C a s h D o c u m e n t H e a d e r > + 
+         < S t a t u s _ C a s h D o c u m e n t H e a d e r > S t a t u s _ C a s h D o c u m e n t H e a d e r < / S t a t u s _ C a s h D o c u m e n t H e a d e r > + 
+         < V A T D a t e _ C a s h D o c u m e n t H e a d e r > V A T D a t e _ C a s h D o c u m e n t H e a d e r < / V A T D a t e _ C a s h D o c u m e n t H e a d e r > + 
+         < V A T R e g i s t r a t i o n N o _ C a s h D o c u m e n t H e a d e r > V A T R e g i s t r a t i o n N o _ C a s h D o c u m e n t H e a d e r < / V A T R e g i s t r a t i o n N o _ C a s h D o c u m e n t H e a d e r > + 
+         < C o p y L o o p > + 
+             < C o p y N o > C o p y N o < / C o p y N o > + 
+             < C a s h D o c u m e n t L i n e C Z P > + 
+                 < A c c o u n t T y p e _ C a s h D o c u m e n t L i n e > A c c o u n t T y p e _ C a s h D o c u m e n t L i n e < / A c c o u n t T y p e _ C a s h D o c u m e n t L i n e > + 
+                 < A m o u n t I n c l u d i n g V A T _ C a s h D o c u m e n t L i n e > A m o u n t I n c l u d i n g V A T _ C a s h D o c u m e n t L i n e < / A m o u n t I n c l u d i n g V A T _ C a s h D o c u m e n t L i n e > + 
+                 < D e s c r i p t i o n _ C a s h D o c u m e n t L i n e > D e s c r i p t i o n _ C a s h D o c u m e n t L i n e < / D e s c r i p t i o n _ C a s h D o c u m e n t L i n e > + 
+                 < L i n e N o _ C a s h D o c u m e n t L i n e > L i n e N o _ C a s h D o c u m e n t L i n e < / L i n e N o _ C a s h D o c u m e n t L i n e > + 
+                 < V A T A m o u n t _ C a s h D o c u m e n t L i n e > V A T A m o u n t _ C a s h D o c u m e n t L i n e < / V A T A m o u n t _ C a s h D o c u m e n t L i n e > + 
+                 < V A T B a s e A m o u n t _ C a s h D o c u m e n t L i n e > V A T B a s e A m o u n t _ C a s h D o c u m e n t L i n e < / V A T B a s e A m o u n t _ C a s h D o c u m e n t L i n e > + 
+                 < V A T _ C a s h D o c u m e n t L i n e > V A T _ C a s h D o c u m e n t L i n e < / V A T _ C a s h D o c u m e n t L i n e > + 
+             < / C a s h D o c u m e n t L i n e C Z P > + 
+             < V A T C o u n t e r > + 
+                 < V A T A m t L i n e V A T A m t > V A T A m t L i n e V A T A m t < / V A T A m t L i n e V A T A m t > + 
+                 < V A T A m t L i n e V A T A m t L C Y > V A T A m t L i n e V A T A m t L C Y < / V A T A m t L i n e V A T A m t L C Y > + 
+                 < V A T A m t L i n e V A T B a s e > V A T A m t L i n e V A T B a s e < / V A T A m t L i n e V A T B a s e > + 
+                 < V A T A m t L i n e V A T B a s e L C Y > V A T A m t L i n e V A T B a s e L C Y < / V A T A m t L i n e V A T B a s e L C Y > + 
+                 < V A T A m t L i n e V A T I d e n t i f i e r > V A T A m t L i n e V A T I d e n t i f i e r < / V A T A m t L i n e V A T I d e n t i f i e r > + 
+                 < V A T A m t L i n e V A T P e r > V A T A m t L i n e V A T P e r < / V A T A m t L i n e V A T P e r > + 
+                 < U s e r _ S e t u p > + 
+                     < E m p l o y e e > + 
+                         < C o m p a n y E M a i l _ E m p l o y e e > C o m p a n y E M a i l _ E m p l o y e e < / C o m p a n y E M a i l _ E m p l o y e e > + 
+                         < F u l l N a m e _ E m p l o y e e > F u l l N a m e _ E m p l o y e e < / F u l l N a m e _ E m p l o y e e > + 
+                         < P h o n e N o _ E m p l o y e e > P h o n e N o _ E m p l o y e e < / P h o n e N o _ E m p l o y e e > + 
+                     < / E m p l o y e e > + 
+                 < / U s e r _ S e t u p > + 
+             < / V A T C o u n t e r > + 
+         < / C o p y L o o p > + 
+     < / C a s h D o c u m e n t H e a d e r C Z P > + 
+ < / N a v W o r d R e p o r t X m l P a r t > 
 </file>
 
 <file path=customXml/item2.xml>��< ? x m l   v e r s i o n = " 1 . 0 "   e n c o d i n g = " u t f - 1 6 " ? > @@ -2069,6 +2240,8 @@
  
              < R e p o r t N a m e > R e p o r t   N a m e < / R e p o r t N a m e >   
+             < R e p o r t C a p t i o n > R e p o r t   C a p t i o n < / R e p o r t C a p t i o n > + 
              < A b o u t T h i s R e p o r t T i t l e > A b o u t   T h i s   R e p o r t   T i t l e < / A b o u t T h i s R e p o r t T i t l e >   
              < A b o u t T h i s R e p o r t T e x t > A b o u t   T h i s   R e p o r t   T e x t < / A b o u t T h i s R e p o r t T e x t > @@ -2114,6 +2287,84 @@
              < / D a t e T i m e V a l u e s >   
          < / R e p o r t R e q u e s t > + 
+         < C o m p a n y M e t a d a t a > + 
+             < C o m p a n y N a m e > C o m p a n y   N a m e < / C o m p a n y N a m e > + 
+             < C o m p a n y D i s p l a y N a m e > C o m p a n y   D i s p l a y   N a m e < / C o m p a n y D i s p l a y N a m e > + 
+             < C o m p a n y A d d r e s s L i n e s > + 
+                 < C o m p a n y A d d r e s s L i n e 1 > C o m p a n y   A d d r e s s   L i n e   1 < / C o m p a n y A d d r e s s L i n e 1 > + 
+                 < C o m p a n y A d d r e s s L i n e 2 > C o m p a n y   A d d r e s s   L i n e   2 < / C o m p a n y A d d r e s s L i n e 2 > + 
+                 < C o m p a n y A d d r e s s L i n e 3 > C o m p a n y   A d d r e s s   L i n e   3 < / C o m p a n y A d d r e s s L i n e 3 > + 
+                 < C o m p a n y A d d r e s s L i n e 4 > C o m p a n y   A d d r e s s   L i n e   4 < / C o m p a n y A d d r e s s L i n e 4 > + 
+                 < C o m p a n y A d d r e s s L i n e 5 > C o m p a n y   A d d r e s s   L i n e   5 < / C o m p a n y A d d r e s s L i n e 5 > + 
+                 < C o m p a n y A d d r e s s L i n e 6 > C o m p a n y   A d d r e s s   L i n e   6 < / C o m p a n y A d d r e s s L i n e 6 > + 
+                 < C o m p a n y A d d r e s s L i n e 7 > C o m p a n y   A d d r e s s   L i n e   7 < / C o m p a n y A d d r e s s L i n e 7 > + 
+                 < C o m p a n y A d d r e s s L i n e 8 > C o m p a n y   A d d r e s s   L i n e   8 < / C o m p a n y A d d r e s s L i n e 8 > + 
+             < / C o m p a n y A d d r e s s L i n e s > + 
+             < C o m p a n y P h o n e > C o m p a n y   P h o n e < / C o m p a n y P h o n e > + 
+             < C o m p a n y P h o n e C a p t i o n > C o m p a n y   P h o n e   C a p t i o n < / C o m p a n y P h o n e C a p t i o n > + 
+             < C o m p a n y F a x N o > C o m p a n y   F a x   N o . < / C o m p a n y F a x N o > + 
+             < C o m p a n y F a x N o C a p t i o n > C o m p a n y   F a x   N o .   C a p t i o n < / C o m p a n y F a x N o C a p t i o n > + 
+             < C o m p a n y E m a i l > C o m p a n y   E m a i l < / C o m p a n y E m a i l > + 
+             < C o m p a n y E m a i l C a p t i o n > C o m p a n y   E m a i l   C a p t i o n < / C o m p a n y E m a i l C a p t i o n > + 
+             < C o m p a n y H o m e P a g e > C o m p a n y   H o m e   P a g e < / C o m p a n y H o m e P a g e > + 
+             < C o m p a n y H o m e P a g e C a p t i o n > C o m p a n y   H o m e   P a g e   C a p t i o n < / C o m p a n y H o m e P a g e C a p t i o n > + 
+             < C o m p a n y L o g o > C o m p a n y   L o g o < / C o m p a n y L o g o > + 
+             < C o m p a n y V A T R e g i s t r a t i o n N o > C o m p a n y   V A T   R e g i s t r a t i o n   N o . < / C o m p a n y V A T R e g i s t r a t i o n N o > + 
+             < C o m p a n y V A T R e g i s t r a t i o n N o C a p t i o n > C o m p a n y   V A T   R e g i s t r a t i o n   N o .   C a p t i o n < / C o m p a n y V A T R e g i s t r a t i o n N o C a p t i o n > + 
+             < C o m p a n y R e g i s t r a t i o n N o > C o m p a n y   R e g i s t r a t i o n   N o . < / C o m p a n y R e g i s t r a t i o n N o > + 
+             < C o m p a n y R e g i s t r a t i o n N o C a p t i o n > C o m p a n y   R e g i s t r a t i o n   N o .   C a p t i o n < / C o m p a n y R e g i s t r a t i o n N o C a p t i o n > + 
+             < C o m p a n y B a n k N a m e > C o m p a n y   B a n k   N a m e < / C o m p a n y B a n k N a m e > + 
+             < C o m p a n y B a n k N a m e C a p t i o n > C o m p a n y   B a n k   N a m e   C a p t i o n < / C o m p a n y B a n k N a m e C a p t i o n > + 
+             < C o m p a n y B a n k A c c o u n t N o > C o m p a n y   B a n k   A c c o u n t   N o . < / C o m p a n y B a n k A c c o u n t N o > + 
+             < C o m p a n y B a n k A c c o u n t N o C a p t i o n > C o m p a n y   B a n k   A c c o u n t   N o .   C a p t i o n < / C o m p a n y B a n k A c c o u n t N o C a p t i o n > + 
+             < C o m p a n y B a n k B r a n c h N o > C o m p a n y   B a n k   B r a n c h   N o . < / C o m p a n y B a n k B r a n c h N o > + 
+             < C o m p a n y B a n k B r a n c h N o C a p t i o n > C o m p a n y   B a n k   B r a n c h   N o .   C a p t i o n < / C o m p a n y B a n k B r a n c h N o C a p t i o n > + 
+             < C o m p a n y I B A N > C o m p a n y   I B A N < / C o m p a n y I B A N > + 
+             < C o m p a n y I B A N C a p t i o n > C o m p a n y   I B A N   C a p t i o n < / C o m p a n y I B A N C a p t i o n > + 
+             < C o m p a n y B a n k S W I F T > C o m p a n y   B a n k   S W I F T < / C o m p a n y B a n k S W I F T > + 
+             < C o m p a n y B a n k S W I F T C a p t i o n > C o m p a n y   B a n k   S W I F T   C a p t i o n < / C o m p a n y B a n k S W I F T C a p t i o n > + 
+             < C o m p a n y G i r o N o > C o m p a n y   G i r o   N o . < / C o m p a n y G i r o N o > + 
+             < C o m p a n y G i r o N o C a p t i o n > C o m p a n y   G i r o   N o .   C a p t i o n < / C o m p a n y G i r o N o C a p t i o n > + 
+         < / C o m p a n y M e t a d a t a >   
      < / B C R e p o r t I n f o r m a t i o n >   
